--- a/data/ai_paras/AI_para_29.docx
+++ b/data/ai_paras/AI_para_29.docx
@@ -4,7 +4,7 @@
   <w:body>
     <w:p>
       <w:r>
-        <w:t>The health risks associated with the black market trade of human organs are profound and multifaceted, particularly affecting both organ sellers and recipients. For sellers, the lack of proper surgical conditions and inadequate post-operative care often lead to severe complications, including infections and long-term health issues, as they are frequently subjected to unsanitary and unsafe procedures (Johnson 45). Recipients, on the other hand, face significant risks due to the absence of standardized medical oversight, increasing the likelihood of organ rejection and transmission of diseases (Johnson 45). Moreover, the absence of lawful medical protocols means that follow-up care is virtually non-existent, leaving recipients without critical medical support after the procedure. This lack of care not only jeopardizes the health of individuals involved but also raises ethical questions regarding the exploitation and violation of human dignity inherent in such illegal practices (Johnson 45).</w:t>
+        <w:t>The black market trade in human organs is undeniably a consequence of systemic failures within legal organ donation systems. Primarily, the persistent demand-supply imbalance, compounded by inadequate legal frameworks and ineffective enforcement, has facilitated the growth of this illicit trade (Ref-f975973). Despite international efforts, legal systems have struggled to keep pace with the sophisticated operations of organ traffickers, who exploit technological advancements such as the dark web to conduct transactions anonymously (Ref-f975973). This anonymity, coupled with the use of cryptocurrencies to obscure financial trails, highlights the limitations of current regulatory measures designed to combat organ trafficking. The societal consequences of these systemic failures are profound, undermining public trust in medical institutions and perpetuating cycles of poverty and exploitation among vulnerable populations. Addressing these systemic deficiencies is crucial to curbing the black market trade, requiring a multifaceted approach that strengthens both the legal organ donation infrastructure and the enforcement of anti-trafficking laws.</w:t>
       </w:r>
     </w:p>
     <w:sectPr>
